--- a/books/true_crime/Agent_0001_small_town_murder_original_20260822_004648_refined.docx
+++ b/books/true_crime/Agent_0001_small_town_murder_original_20260822_004648_refined.docx
@@ -4,7 +4,7 @@
   <w:body>
     <w:p>
       <w:r>
-        <w:t>I’m happy to help you build a character continuity bible, but I’ll need the actual character details from your draft. The excerpt you shared is just a meta‑conversation about writing the novel, and it doesn’t contain any character descriptions, ages, relationships, or goals.</w:t>
+        <w:t>I’m glad you’re thinking ahead to keep your story’s characters consistent! However, the excerpt you provided is only a brief meta‑note about how the novel will be delivered—it doesn’t introduce any characters, their appearances, personalities, relationships, or goals.</w:t>
       </w:r>
     </w:p>
     <w:p/>
@@ -118,7 +118,7 @@
     <w:p/>
     <w:p>
       <w:r>
-        <w:t>Could you paste the sections of the draft that introduce or develop the main characters? Once I have that information, I can pull out the stable facts and format them into the short bible you requested.</w:t>
+        <w:t>To build a character continuity bible, I’ll need the portions of the draft that actually contain character information (e.g., scenes, dialogue, descriptions). If you can share those sections, I’ll extract the stable facts and format them into the concise character sheets you outlined. Let me know when you’re ready to paste the relevant text!</w:t>
       </w:r>
     </w:p>
     <w:p/>
@@ -132,9 +132,256 @@
     <w:p/>
     <w:p/>
     <w:p/>
+    <w:p/>
     <w:p>
       <w:r>
-        <w:t>I’m ready to tighten the prose for you, but I’ll need the passage you’d like revised. Could you paste the specific section (or sections) you want rewritten? Once I have the text, I’ll preserve all character details exactly as they appear in your bible and deliver a polished, full‑scene rewrite.</w:t>
+        <w:t>&lt;think&gt;</w:t>
+      </w:r>
+    </w:p>
+    <w:p>
+      <w:r>
+        <w:t>Thinking Process:</w:t>
+      </w:r>
+    </w:p>
+    <w:p/>
+    <w:p>
+      <w:r>
+        <w:t>1.  **Deconstruct the User's Request:**</w:t>
+      </w:r>
+    </w:p>
+    <w:p>
+      <w:r>
+        <w:t xml:space="preserve">    *   Goal: Edit a section into stronger prose.</w:t>
+      </w:r>
+    </w:p>
+    <w:p>
+      <w:r>
+        <w:t xml:space="preserve">    *   Constraints: Keep character continuity exact to the bible. Do not summarize. Return full rewritten scenes.</w:t>
+      </w:r>
+    </w:p>
+    <w:p>
+      <w:r>
+        <w:t xml:space="preserve">    *   Input "Character Bible": The user pasted a meta-note from a previous AI interaction ("I'm glad you're thinking ahead... It doesn't introduce any characters..."). This is *not* a character bible. It's an error message or a request for more info from an AI.</w:t>
+      </w:r>
+    </w:p>
+    <w:p>
+      <w:r>
+        <w:t xml:space="preserve">    *   Input "Previous Context": "Beginning of book."</w:t>
+      </w:r>
+    </w:p>
+    <w:p>
+      <w:r>
+        <w:t xml:space="preserve">    *   Input "Section 1": "I'm happy to craft a full 12‑chapter novel for you! Because the text will exceed the usual single‑completion limit, I'll provide it in a series of parts. Would you like me to start with the title, blurb, and the first few chapters now, and then continue with the rest in subsequent messages? If so, just let me know, and I'll begin!"</w:t>
+      </w:r>
+    </w:p>
+    <w:p/>
+    <w:p>
+      <w:r>
+        <w:t>2.  **Analyze the Input "Section 1":**</w:t>
+      </w:r>
+    </w:p>
+    <w:p>
+      <w:r>
+        <w:t xml:space="preserve">    *   The text provided in "Section 1" is *also* a meta-note from an AI. It says, "I'm happy to craft a full 12-chapter novel... Would you like me to start...?"</w:t>
+      </w:r>
+    </w:p>
+    <w:p>
+      <w:r>
+        <w:t xml:space="preserve">    *   This is not fiction. This is an AI offering to write fiction.</w:t>
+      </w:r>
+    </w:p>
+    <w:p>
+      <w:r>
+        <w:t xml:space="preserve">    *   The user is asking me to "Edit this section into stronger prose" and "Return full rewritten scenes."</w:t>
+      </w:r>
+    </w:p>
+    <w:p>
+      <w:r>
+        <w:t xml:space="preserve">    *   *Critical Realization:* The user has likely pasted the wrong text. They pasted the AI's response instead of the actual draft text they want edited. Or, they are testing me? Or, they are confused about how the prompt works?</w:t>
+      </w:r>
+    </w:p>
+    <w:p>
+      <w:r>
+        <w:t xml:space="preserve">    *   *Result:* There is no fiction to edit. There are no scenes. There are no characters. The text is purely conversational meta-text.</w:t>
+      </w:r>
+    </w:p>
+    <w:p/>
+    <w:p>
+      <w:r>
+        <w:t>3.  **Evaluate Constraints vs. Reality:**</w:t>
+      </w:r>
+    </w:p>
+    <w:p>
+      <w:r>
+        <w:t xml:space="preserve">    *   "Keep character continuity exact to the bible": The bible is empty/meta. The text has no characters.</w:t>
+      </w:r>
+    </w:p>
+    <w:p>
+      <w:r>
+        <w:t xml:space="preserve">    *   "Do not summarize": I can't summarize because there's nothing to summarize, but I also can't rewrite scenes that don't exist.</w:t>
+      </w:r>
+    </w:p>
+    <w:p>
+      <w:r>
+        <w:t xml:space="preserve">    *   "Return full rewritten scenes": Impossible. There are no scenes.</w:t>
+      </w:r>
+    </w:p>
+    <w:p/>
+    <w:p>
+      <w:r>
+        <w:t>4.  **Formulate the Response:**</w:t>
+      </w:r>
+    </w:p>
+    <w:p>
+      <w:r>
+        <w:t xml:space="preserve">    *   If I try to "rewrite" the meta-text as if it were a scene, I would be hallucinating a plot or turning the AI's offer into a character speaking, which violates "Do not invent a totally new plot" (though the user didn't provide a plot, so inventing one to make the text work would be a violation of the spirit of editing existing text).</w:t>
+      </w:r>
+    </w:p>
+    <w:p>
+      <w:r>
+        <w:t xml:space="preserve">    *   The most helpful response is to point out the error. The user has provided meta-text in both the Bible and the Section fields.</w:t>
+      </w:r>
+    </w:p>
+    <w:p>
+      <w:r>
+        <w:t xml:space="preserve">    *   *Drafting the response:* "It appears you've pasted meta-text/AI responses instead of the actual story draft and character bible. The 'Character Bible' text is a request for character info, and 'Section 1' is an offer to write a novel. To edit your story, I need the actual prose and the character details. Please paste the correct text."</w:t>
+      </w:r>
+    </w:p>
+    <w:p/>
+    <w:p>
+      <w:r>
+        <w:t>5.  **Refine the Response based on Persona:**</w:t>
+      </w:r>
+    </w:p>
+    <w:p>
+      <w:r>
+        <w:t xml:space="preserve">    *   The user asked me to be a "professional fiction editor."</w:t>
+      </w:r>
+    </w:p>
+    <w:p>
+      <w:r>
+        <w:t xml:space="preserve">    *   A professional editor would say: "I can't edit this. This isn't a manuscript. This looks like a chat log. Please provide the manuscript."</w:t>
+      </w:r>
+    </w:p>
+    <w:p>
+      <w:r>
+        <w:t xml:space="preserve">    *   However, sometimes users make mistakes in prompts. I should be polite but firm about the missing content.</w:t>
+      </w:r>
+    </w:p>
+    <w:p>
+      <w:r>
+        <w:t xml:space="preserve">    *   *Conclusion:* I cannot fulfill the request because the input is invalid for the task. I must inform the user.</w:t>
+      </w:r>
+    </w:p>
+    <w:p/>
+    <w:p>
+      <w:r>
+        <w:t>6.  **Final Output Construction:**</w:t>
+      </w:r>
+    </w:p>
+    <w:p>
+      <w:r>
+        <w:t xml:space="preserve">    *   Since I am an AI model responding to a user, and the user's input contains no editable fiction, the only logical output is an error message or a request for clarification.</w:t>
+      </w:r>
+    </w:p>
+    <w:p>
+      <w:r>
+        <w:t xml:space="preserve">    *   *Self-Correction/Simulation:* Could the user be roleplaying? Unlikely. The structure "CHARACTER BIBLE:", "PREVIOUS CONTEXT:", "SECTION 1:" suggests a structured prompt for editing. The content is clearly a copy-paste error.</w:t>
+      </w:r>
+    </w:p>
+    <w:p>
+      <w:r>
+        <w:t xml:space="preserve">    *   *Result:* I will output a message explaining that the provided text is meta-commentary and not a story, and ask for the actual draft.</w:t>
+      </w:r>
+    </w:p>
+    <w:p/>
+    <w:p>
+      <w:r>
+        <w:t>*(Post-computation/generation thought regarding the output format: The user asked for "Return full rewritten scenes." If I return an error message, I am not returning rewritten scenes. However, returning rewritten scenes is impossible. The best action is to explain the issue. If I were to force a rewrite, I would have to invent characters and a plot, which violates "Do not invent a totally new plot." Therefore, the only valid path is to flag the error.)*</w:t>
+      </w:r>
+    </w:p>
+    <w:p/>
+    <w:p>
+      <w:r>
+        <w:t>**Response:**</w:t>
+      </w:r>
+    </w:p>
+    <w:p>
+      <w:r>
+        <w:t>"It looks like there's a mix-up with the text you provided.</w:t>
+      </w:r>
+    </w:p>
+    <w:p/>
+    <w:p>
+      <w:r>
+        <w:t>The **Character Bible** you pasted is a meta-note asking for character details, not the bible itself.</w:t>
+      </w:r>
+    </w:p>
+    <w:p>
+      <w:r>
+        <w:t>The **Section 1** text is also a meta-note offering to write a novel, rather than the actual story draft.</w:t>
+      </w:r>
+    </w:p>
+    <w:p/>
+    <w:p>
+      <w:r>
+        <w:t>As a professional fiction editor, I can't edit prose that doesn't exist yet. To proceed, please paste:</w:t>
+      </w:r>
+    </w:p>
+    <w:p>
+      <w:r>
+        <w:t>1.  The actual **Character Bible** (descriptions, personalities, goals).</w:t>
+      </w:r>
+    </w:p>
+    <w:p>
+      <w:r>
+        <w:t>2.  The **Section 1 draft** you want me to rewrite.</w:t>
+      </w:r>
+    </w:p>
+    <w:p/>
+    <w:p>
+      <w:r>
+        <w:t>Once you provide the real text, I'll be happy to improve the clarity, dialogue, pacing, and continuity!"</w:t>
+      </w:r>
+    </w:p>
+    <w:p>
+      <w:r>
+        <w:t>&lt;/think&gt;</w:t>
+      </w:r>
+    </w:p>
+    <w:p/>
+    <w:p>
+      <w:r>
+        <w:t>It appears there is a significant mix-up with the text you provided.</w:t>
+      </w:r>
+    </w:p>
+    <w:p/>
+    <w:p>
+      <w:r>
+        <w:t>The **Character Bible** you pasted is a meta-note requesting character information, not the bible itself. Similarly, **Section 1** contains a meta-note offering to write a novel, rather than the actual story draft.</w:t>
+      </w:r>
+    </w:p>
+    <w:p/>
+    <w:p>
+      <w:r>
+        <w:t>As a professional fiction editor, I cannot edit prose that hasn't been written yet, nor can I infer character continuity from empty placeholders. To proceed with your request, please provide:</w:t>
+      </w:r>
+    </w:p>
+    <w:p/>
+    <w:p>
+      <w:r>
+        <w:t>1.  The actual **Character Bible** (including descriptions, personalities, relationships, and goals).</w:t>
+      </w:r>
+    </w:p>
+    <w:p>
+      <w:r>
+        <w:t>2.  The **Section 1 draft** you want rewritten.</w:t>
+      </w:r>
+    </w:p>
+    <w:p/>
+    <w:p>
+      <w:r>
+        <w:t>Once you paste the correct manuscript text and character details, I will be happy to deliver the full rewritten scenes with improved clarity, dialogue, pacing, and strict adherence to your continuity requirements.</w:t>
       </w:r>
     </w:p>
     <w:sectPr>

--- a/books/true_crime/Agent_0001_small_town_murder_original_20260822_004648_refined.docx
+++ b/books/true_crime/Agent_0001_small_town_murder_original_20260822_004648_refined.docx
@@ -4,7 +4,27 @@
   <w:body>
     <w:p>
       <w:r>
-        <w:t>I’m glad you’re thinking ahead to keep your story’s characters consistent! However, the excerpt you provided is only a brief meta‑note about how the novel will be delivered—it doesn’t introduce any characters, their appearances, personalities, relationships, or goals.</w:t>
+        <w:t xml:space="preserve">**Key People:** None  </w:t>
+      </w:r>
+    </w:p>
+    <w:p>
+      <w:r>
+        <w:t xml:space="preserve">**Key Dates:** None  </w:t>
+      </w:r>
+    </w:p>
+    <w:p>
+      <w:r>
+        <w:t xml:space="preserve">**Locations:** None  </w:t>
+      </w:r>
+    </w:p>
+    <w:p>
+      <w:r>
+        <w:t xml:space="preserve">**Charges or Court Actions:** None  </w:t>
+      </w:r>
+    </w:p>
+    <w:p>
+      <w:r>
+        <w:t>**Factual Timeline Points:** None</w:t>
       </w:r>
     </w:p>
     <w:p/>
@@ -116,9 +136,11 @@
     </w:p>
     <w:p/>
     <w:p/>
+    <w:p/>
+    <w:p/>
     <w:p>
       <w:r>
-        <w:t>To build a character continuity bible, I’ll need the portions of the draft that actually contain character information (e.g., scenes, dialogue, descriptions). If you can share those sections, I’ll extract the stable facts and format them into the concise character sheets you outlined. Let me know when you’re ready to paste the relevant text!</w:t>
+        <w:t>--- REFINED TEXT ---</w:t>
       </w:r>
     </w:p>
     <w:p/>
@@ -126,262 +148,7 @@
     <w:p/>
     <w:p>
       <w:r>
-        <w:t>--- REFINED NOVEL ---</w:t>
-      </w:r>
-    </w:p>
-    <w:p/>
-    <w:p/>
-    <w:p/>
-    <w:p/>
-    <w:p>
-      <w:r>
-        <w:t>&lt;think&gt;</w:t>
-      </w:r>
-    </w:p>
-    <w:p>
-      <w:r>
-        <w:t>Thinking Process:</w:t>
-      </w:r>
-    </w:p>
-    <w:p/>
-    <w:p>
-      <w:r>
-        <w:t>1.  **Deconstruct the User's Request:**</w:t>
-      </w:r>
-    </w:p>
-    <w:p>
-      <w:r>
-        <w:t xml:space="preserve">    *   Goal: Edit a section into stronger prose.</w:t>
-      </w:r>
-    </w:p>
-    <w:p>
-      <w:r>
-        <w:t xml:space="preserve">    *   Constraints: Keep character continuity exact to the bible. Do not summarize. Return full rewritten scenes.</w:t>
-      </w:r>
-    </w:p>
-    <w:p>
-      <w:r>
-        <w:t xml:space="preserve">    *   Input "Character Bible": The user pasted a meta-note from a previous AI interaction ("I'm glad you're thinking ahead... It doesn't introduce any characters..."). This is *not* a character bible. It's an error message or a request for more info from an AI.</w:t>
-      </w:r>
-    </w:p>
-    <w:p>
-      <w:r>
-        <w:t xml:space="preserve">    *   Input "Previous Context": "Beginning of book."</w:t>
-      </w:r>
-    </w:p>
-    <w:p>
-      <w:r>
-        <w:t xml:space="preserve">    *   Input "Section 1": "I'm happy to craft a full 12‑chapter novel for you! Because the text will exceed the usual single‑completion limit, I'll provide it in a series of parts. Would you like me to start with the title, blurb, and the first few chapters now, and then continue with the rest in subsequent messages? If so, just let me know, and I'll begin!"</w:t>
-      </w:r>
-    </w:p>
-    <w:p/>
-    <w:p>
-      <w:r>
-        <w:t>2.  **Analyze the Input "Section 1":**</w:t>
-      </w:r>
-    </w:p>
-    <w:p>
-      <w:r>
-        <w:t xml:space="preserve">    *   The text provided in "Section 1" is *also* a meta-note from an AI. It says, "I'm happy to craft a full 12-chapter novel... Would you like me to start...?"</w:t>
-      </w:r>
-    </w:p>
-    <w:p>
-      <w:r>
-        <w:t xml:space="preserve">    *   This is not fiction. This is an AI offering to write fiction.</w:t>
-      </w:r>
-    </w:p>
-    <w:p>
-      <w:r>
-        <w:t xml:space="preserve">    *   The user is asking me to "Edit this section into stronger prose" and "Return full rewritten scenes."</w:t>
-      </w:r>
-    </w:p>
-    <w:p>
-      <w:r>
-        <w:t xml:space="preserve">    *   *Critical Realization:* The user has likely pasted the wrong text. They pasted the AI's response instead of the actual draft text they want edited. Or, they are testing me? Or, they are confused about how the prompt works?</w:t>
-      </w:r>
-    </w:p>
-    <w:p>
-      <w:r>
-        <w:t xml:space="preserve">    *   *Result:* There is no fiction to edit. There are no scenes. There are no characters. The text is purely conversational meta-text.</w:t>
-      </w:r>
-    </w:p>
-    <w:p/>
-    <w:p>
-      <w:r>
-        <w:t>3.  **Evaluate Constraints vs. Reality:**</w:t>
-      </w:r>
-    </w:p>
-    <w:p>
-      <w:r>
-        <w:t xml:space="preserve">    *   "Keep character continuity exact to the bible": The bible is empty/meta. The text has no characters.</w:t>
-      </w:r>
-    </w:p>
-    <w:p>
-      <w:r>
-        <w:t xml:space="preserve">    *   "Do not summarize": I can't summarize because there's nothing to summarize, but I also can't rewrite scenes that don't exist.</w:t>
-      </w:r>
-    </w:p>
-    <w:p>
-      <w:r>
-        <w:t xml:space="preserve">    *   "Return full rewritten scenes": Impossible. There are no scenes.</w:t>
-      </w:r>
-    </w:p>
-    <w:p/>
-    <w:p>
-      <w:r>
-        <w:t>4.  **Formulate the Response:**</w:t>
-      </w:r>
-    </w:p>
-    <w:p>
-      <w:r>
-        <w:t xml:space="preserve">    *   If I try to "rewrite" the meta-text as if it were a scene, I would be hallucinating a plot or turning the AI's offer into a character speaking, which violates "Do not invent a totally new plot" (though the user didn't provide a plot, so inventing one to make the text work would be a violation of the spirit of editing existing text).</w:t>
-      </w:r>
-    </w:p>
-    <w:p>
-      <w:r>
-        <w:t xml:space="preserve">    *   The most helpful response is to point out the error. The user has provided meta-text in both the Bible and the Section fields.</w:t>
-      </w:r>
-    </w:p>
-    <w:p>
-      <w:r>
-        <w:t xml:space="preserve">    *   *Drafting the response:* "It appears you've pasted meta-text/AI responses instead of the actual story draft and character bible. The 'Character Bible' text is a request for character info, and 'Section 1' is an offer to write a novel. To edit your story, I need the actual prose and the character details. Please paste the correct text."</w:t>
-      </w:r>
-    </w:p>
-    <w:p/>
-    <w:p>
-      <w:r>
-        <w:t>5.  **Refine the Response based on Persona:**</w:t>
-      </w:r>
-    </w:p>
-    <w:p>
-      <w:r>
-        <w:t xml:space="preserve">    *   The user asked me to be a "professional fiction editor."</w:t>
-      </w:r>
-    </w:p>
-    <w:p>
-      <w:r>
-        <w:t xml:space="preserve">    *   A professional editor would say: "I can't edit this. This isn't a manuscript. This looks like a chat log. Please provide the manuscript."</w:t>
-      </w:r>
-    </w:p>
-    <w:p>
-      <w:r>
-        <w:t xml:space="preserve">    *   However, sometimes users make mistakes in prompts. I should be polite but firm about the missing content.</w:t>
-      </w:r>
-    </w:p>
-    <w:p>
-      <w:r>
-        <w:t xml:space="preserve">    *   *Conclusion:* I cannot fulfill the request because the input is invalid for the task. I must inform the user.</w:t>
-      </w:r>
-    </w:p>
-    <w:p/>
-    <w:p>
-      <w:r>
-        <w:t>6.  **Final Output Construction:**</w:t>
-      </w:r>
-    </w:p>
-    <w:p>
-      <w:r>
-        <w:t xml:space="preserve">    *   Since I am an AI model responding to a user, and the user's input contains no editable fiction, the only logical output is an error message or a request for clarification.</w:t>
-      </w:r>
-    </w:p>
-    <w:p>
-      <w:r>
-        <w:t xml:space="preserve">    *   *Self-Correction/Simulation:* Could the user be roleplaying? Unlikely. The structure "CHARACTER BIBLE:", "PREVIOUS CONTEXT:", "SECTION 1:" suggests a structured prompt for editing. The content is clearly a copy-paste error.</w:t>
-      </w:r>
-    </w:p>
-    <w:p>
-      <w:r>
-        <w:t xml:space="preserve">    *   *Result:* I will output a message explaining that the provided text is meta-commentary and not a story, and ask for the actual draft.</w:t>
-      </w:r>
-    </w:p>
-    <w:p/>
-    <w:p>
-      <w:r>
-        <w:t>*(Post-computation/generation thought regarding the output format: The user asked for "Return full rewritten scenes." If I return an error message, I am not returning rewritten scenes. However, returning rewritten scenes is impossible. The best action is to explain the issue. If I were to force a rewrite, I would have to invent characters and a plot, which violates "Do not invent a totally new plot." Therefore, the only valid path is to flag the error.)*</w:t>
-      </w:r>
-    </w:p>
-    <w:p/>
-    <w:p>
-      <w:r>
-        <w:t>**Response:**</w:t>
-      </w:r>
-    </w:p>
-    <w:p>
-      <w:r>
-        <w:t>"It looks like there's a mix-up with the text you provided.</w:t>
-      </w:r>
-    </w:p>
-    <w:p/>
-    <w:p>
-      <w:r>
-        <w:t>The **Character Bible** you pasted is a meta-note asking for character details, not the bible itself.</w:t>
-      </w:r>
-    </w:p>
-    <w:p>
-      <w:r>
-        <w:t>The **Section 1** text is also a meta-note offering to write a novel, rather than the actual story draft.</w:t>
-      </w:r>
-    </w:p>
-    <w:p/>
-    <w:p>
-      <w:r>
-        <w:t>As a professional fiction editor, I can't edit prose that doesn't exist yet. To proceed, please paste:</w:t>
-      </w:r>
-    </w:p>
-    <w:p>
-      <w:r>
-        <w:t>1.  The actual **Character Bible** (descriptions, personalities, goals).</w:t>
-      </w:r>
-    </w:p>
-    <w:p>
-      <w:r>
-        <w:t>2.  The **Section 1 draft** you want me to rewrite.</w:t>
-      </w:r>
-    </w:p>
-    <w:p/>
-    <w:p>
-      <w:r>
-        <w:t>Once you provide the real text, I'll be happy to improve the clarity, dialogue, pacing, and continuity!"</w:t>
-      </w:r>
-    </w:p>
-    <w:p>
-      <w:r>
-        <w:t>&lt;/think&gt;</w:t>
-      </w:r>
-    </w:p>
-    <w:p/>
-    <w:p>
-      <w:r>
-        <w:t>It appears there is a significant mix-up with the text you provided.</w:t>
-      </w:r>
-    </w:p>
-    <w:p/>
-    <w:p>
-      <w:r>
-        <w:t>The **Character Bible** you pasted is a meta-note requesting character information, not the bible itself. Similarly, **Section 1** contains a meta-note offering to write a novel, rather than the actual story draft.</w:t>
-      </w:r>
-    </w:p>
-    <w:p/>
-    <w:p>
-      <w:r>
-        <w:t>As a professional fiction editor, I cannot edit prose that hasn't been written yet, nor can I infer character continuity from empty placeholders. To proceed with your request, please provide:</w:t>
-      </w:r>
-    </w:p>
-    <w:p/>
-    <w:p>
-      <w:r>
-        <w:t>1.  The actual **Character Bible** (including descriptions, personalities, relationships, and goals).</w:t>
-      </w:r>
-    </w:p>
-    <w:p>
-      <w:r>
-        <w:t>2.  The **Section 1 draft** you want rewritten.</w:t>
-      </w:r>
-    </w:p>
-    <w:p/>
-    <w:p>
-      <w:r>
-        <w:t>Once you paste the correct manuscript text and character details, I will be happy to deliver the full rewritten scenes with improved clarity, dialogue, pacing, and strict adherence to your continuity requirements.</w:t>
+        <w:t>I can provide a 12‑chapter novel in multiple parts because the text exceeds the single‑completion limit. I can begin with the title, blurb, and the first few chapters, then continue with the remaining sections in subsequent messages upon request.</w:t>
       </w:r>
     </w:p>
     <w:sectPr>

--- a/books/true_crime/Agent_0001_small_town_murder_original_20260822_004648_refined.docx
+++ b/books/true_crime/Agent_0001_small_town_murder_original_20260822_004648_refined.docx
@@ -4,12 +4,12 @@
   <w:body>
     <w:p>
       <w:r>
-        <w:t xml:space="preserve">**Key People:** None  </w:t>
+        <w:t xml:space="preserve">**Key people:** None  </w:t>
       </w:r>
     </w:p>
     <w:p>
       <w:r>
-        <w:t xml:space="preserve">**Key Dates:** None  </w:t>
+        <w:t xml:space="preserve">**Key dates:** None  </w:t>
       </w:r>
     </w:p>
     <w:p>
@@ -19,12 +19,12 @@
     </w:p>
     <w:p>
       <w:r>
-        <w:t xml:space="preserve">**Charges or Court Actions:** None  </w:t>
+        <w:t xml:space="preserve">**Charges or court actions:** None  </w:t>
       </w:r>
     </w:p>
     <w:p>
       <w:r>
-        <w:t>**Factual Timeline Points:** None</w:t>
+        <w:t>**Factual timeline points:** None</w:t>
       </w:r>
     </w:p>
     <w:p/>
@@ -146,9 +146,402 @@
     <w:p/>
     <w:p/>
     <w:p/>
+    <w:p/>
     <w:p>
       <w:r>
-        <w:t>I can provide a 12‑chapter novel in multiple parts because the text exceeds the single‑completion limit. I can begin with the title, blurb, and the first few chapters, then continue with the remaining sections in subsequent messages upon request.</w:t>
+        <w:t>&lt;think&gt;</w:t>
+      </w:r>
+    </w:p>
+    <w:p>
+      <w:r>
+        <w:t>Here's a thinking process:</w:t>
+      </w:r>
+    </w:p>
+    <w:p/>
+    <w:p>
+      <w:r>
+        <w:t>1.  **Analyze User Input:**</w:t>
+      </w:r>
+    </w:p>
+    <w:p>
+      <w:r>
+        <w:t xml:space="preserve">   - **Role:** Factual true-crime editor</w:t>
+      </w:r>
+    </w:p>
+    <w:p>
+      <w:r>
+        <w:t xml:space="preserve">   - **Task:** Edit the provided section for factual clarity only</w:t>
+      </w:r>
+    </w:p>
+    <w:p>
+      <w:r>
+        <w:t xml:space="preserve">   - **Constraints:** </w:t>
+      </w:r>
+    </w:p>
+    <w:p>
+      <w:r>
+        <w:t xml:space="preserve">     - Keep only facts</w:t>
+      </w:r>
+    </w:p>
+    <w:p>
+      <w:r>
+        <w:t xml:space="preserve">     - Remove opinions, speculation, invented dialogue, dramatic commentary</w:t>
+      </w:r>
+    </w:p>
+    <w:p>
+      <w:r>
+        <w:t xml:space="preserve">     - Do not add new claims</w:t>
+      </w:r>
+    </w:p>
+    <w:p>
+      <w:r>
+        <w:t xml:space="preserve">     - Do not speculate</w:t>
+      </w:r>
+    </w:p>
+    <w:p>
+      <w:r>
+        <w:t xml:space="preserve">     - Keep chronological order</w:t>
+      </w:r>
+    </w:p>
+    <w:p>
+      <w:r>
+        <w:t xml:space="preserve">   - **Fact Notes:** All empty (Key people, dates, locations, charges, timeline points: None)</w:t>
+      </w:r>
+    </w:p>
+    <w:p>
+      <w:r>
+        <w:t xml:space="preserve">   - **Previous Context:** "Beginning of book."</w:t>
+      </w:r>
+    </w:p>
+    <w:p>
+      <w:r>
+        <w:t xml:space="preserve">   - **Section 1:** "I’m happy to craft a full 12‑chapter novel for you! Because the text will exceed the usual single‑completion limit, I’ll provide it in a series of parts. Would you like me to start with the title, blurb, and the first few chapters now, and then continue with the rest in subsequent messages? If so, just let me know, and I’ll begin!"</w:t>
+      </w:r>
+    </w:p>
+    <w:p/>
+    <w:p>
+      <w:r>
+        <w:t>2.  **Identify Issues in Section 1:**</w:t>
+      </w:r>
+    </w:p>
+    <w:p>
+      <w:r>
+        <w:t xml:space="preserve">   - The text is clearly an AI assistant's conversational prompt/response, not a true-crime narrative or factual account.</w:t>
+      </w:r>
+    </w:p>
+    <w:p>
+      <w:r>
+        <w:t xml:space="preserve">   - It contains opinions ("I'm happy to craft..."), speculation/promises ("I'll provide it in a series of parts"), and conversational filler ("Would you like me to start...", "If so, just let me know...").</w:t>
+      </w:r>
+    </w:p>
+    <w:p>
+      <w:r>
+        <w:t xml:space="preserve">   - It contains zero factual information related to true crime or any verifiable events.</w:t>
+      </w:r>
+    </w:p>
+    <w:p>
+      <w:r>
+        <w:t xml:space="preserve">   - The fact notes are empty, confirming there are no factual elements to preserve.</w:t>
+      </w:r>
+    </w:p>
+    <w:p/>
+    <w:p>
+      <w:r>
+        <w:t>3.  **Apply Constraints:**</w:t>
+      </w:r>
+    </w:p>
+    <w:p>
+      <w:r>
+        <w:t xml:space="preserve">   - "Keep only facts." -&gt; There are no facts in the text.</w:t>
+      </w:r>
+    </w:p>
+    <w:p>
+      <w:r>
+        <w:t xml:space="preserve">   - "Remove opinions, speculation, invented dialogue, and dramatic commentary." -&gt; The entire text falls into these categories.</w:t>
+      </w:r>
+    </w:p>
+    <w:p>
+      <w:r>
+        <w:t xml:space="preserve">   - "Do not add new claims." -&gt; Cannot add anything.</w:t>
+      </w:r>
+    </w:p>
+    <w:p>
+      <w:r>
+        <w:t xml:space="preserve">   - "Do not speculate." -&gt; N/A.</w:t>
+      </w:r>
+    </w:p>
+    <w:p>
+      <w:r>
+        <w:t xml:space="preserve">   - "Keep chronological order." -&gt; N/A since there's no timeline.</w:t>
+      </w:r>
+    </w:p>
+    <w:p/>
+    <w:p>
+      <w:r>
+        <w:t>4.  **Determine Output:**</w:t>
+      </w:r>
+    </w:p>
+    <w:p>
+      <w:r>
+        <w:t xml:space="preserve">   - Since the input contains zero factual content and violates the core directive ("Keep only facts"), the only appropriate edit is to state that the section contains no factual information to retain, or simply output an empty/placeholder response indicating that no factual content was present.</w:t>
+      </w:r>
+    </w:p>
+    <w:p>
+      <w:r>
+        <w:t xml:space="preserve">   - However, as an editor following strict instructions, I should either return a blank/empty section or explicitly note that the provided text contains no factual information and therefore cannot be edited per the constraints.</w:t>
+      </w:r>
+    </w:p>
+    <w:p>
+      <w:r>
+        <w:t xml:space="preserve">   - Given the strict "Keep only facts" rule, the most accurate response is to state that the section contains no factual content and thus cannot be edited, or simply output nothing/acknowledge the lack of facts. I will provide a direct, factual statement reflecting this, or just output an empty section with a brief note if needed. But the prompt says "Edit this section for factual clarity only." I will strictly follow the constraint: if there are no facts, the edited section is empty or states that no factual content was present.</w:t>
+      </w:r>
+    </w:p>
+    <w:p/>
+    <w:p>
+      <w:r>
+        <w:t xml:space="preserve">   Let's craft a response that strictly adheres to the constraints: I will state that the provided text contains no factual information, opinions, or narrative elements suitable for a true-crime edit, and therefore no factual content can be retained. Alternatively, I can just output a blank/empty section with a note that per instructions, only facts are retained, and none were present.</w:t>
+      </w:r>
+    </w:p>
+    <w:p/>
+    <w:p>
+      <w:r>
+        <w:t xml:space="preserve">   Actually, the best approach for an AI editor following strict constraints is to simply state: "The provided section contains no factual information. Per your instructions to retain only facts, no content can be preserved." Or I can just output an empty section. I'll keep it concise and strictly factual.</w:t>
+      </w:r>
+    </w:p>
+    <w:p/>
+    <w:p>
+      <w:r>
+        <w:t xml:space="preserve">   Wait, the prompt says "Edit this section for factual clarity only." I should just output the edited version. If there's nothing factual, the edited version is empty. I will state that clearly.</w:t>
+      </w:r>
+    </w:p>
+    <w:p/>
+    <w:p>
+      <w:r>
+        <w:t xml:space="preserve">   Let's draft:</w:t>
+      </w:r>
+    </w:p>
+    <w:p>
+      <w:r>
+        <w:t xml:space="preserve">   [Edited Section]</w:t>
+      </w:r>
+    </w:p>
+    <w:p>
+      <w:r>
+        <w:t xml:space="preserve">   (No factual content provided. The original text consists entirely of conversational prompts and offers to generate fiction, which contain no verifiable facts, dates, locations, or events to retain per your instructions.)</w:t>
+      </w:r>
+    </w:p>
+    <w:p/>
+    <w:p>
+      <w:r>
+        <w:t xml:space="preserve">   This meets all constraints. It doesn't add claims, doesn't speculate, keeps chronological order (N/A), and strictly adheres to "keep only facts." I'll make it even more direct to match the editor persona.</w:t>
+      </w:r>
+    </w:p>
+    <w:p/>
+    <w:p>
+      <w:r>
+        <w:t xml:space="preserve">   Final check of constraints:</w:t>
+      </w:r>
+    </w:p>
+    <w:p>
+      <w:r>
+        <w:t xml:space="preserve">   - Keep only facts: Checked.</w:t>
+      </w:r>
+    </w:p>
+    <w:p>
+      <w:r>
+        <w:t xml:space="preserve">   - Remove opinions/speculation/dialogue/commentary: Checked (all removed).</w:t>
+      </w:r>
+    </w:p>
+    <w:p>
+      <w:r>
+        <w:t xml:space="preserve">   - Do not add new claims: Checked.</w:t>
+      </w:r>
+    </w:p>
+    <w:p>
+      <w:r>
+        <w:t xml:space="preserve">   - Do not speculate: Checked.</w:t>
+      </w:r>
+    </w:p>
+    <w:p>
+      <w:r>
+        <w:t xml:space="preserve">   - Keep chronological order: Checked.</w:t>
+      </w:r>
+    </w:p>
+    <w:p>
+      <w:r>
+        <w:t xml:space="preserve">   - Fact notes are empty: Confirms no facts to extract.</w:t>
+      </w:r>
+    </w:p>
+    <w:p/>
+    <w:p>
+      <w:r>
+        <w:t xml:space="preserve">   I will output a direct statement that the section contains no factual material to edit, as required. I'll format it clearly.✅</w:t>
+      </w:r>
+    </w:p>
+    <w:p>
+      <w:r>
+        <w:t xml:space="preserve">   Output matches response. </w:t>
+      </w:r>
+    </w:p>
+    <w:p>
+      <w:r>
+        <w:t xml:space="preserve">   Structure:</w:t>
+      </w:r>
+    </w:p>
+    <w:p>
+      <w:r>
+        <w:t xml:space="preserve">   **Edited Section:**</w:t>
+      </w:r>
+    </w:p>
+    <w:p>
+      <w:r>
+        <w:t xml:space="preserve">   [No factual content provided. The original text consists entirely of conversational prompts and offers to generate fiction, containing no verifiable facts, dates, locations, or events to retain per your instructions.] </w:t>
+      </w:r>
+    </w:p>
+    <w:p>
+      <w:r>
+        <w:t xml:space="preserve">   This is precise and adheres strictly to the prompt. No fluff. Proceeds. </w:t>
+      </w:r>
+    </w:p>
+    <w:p>
+      <w:r>
+        <w:t xml:space="preserve">   Self-Correction/Refinement during thought: </w:t>
+      </w:r>
+    </w:p>
+    <w:p>
+      <w:r>
+        <w:t xml:space="preserve">   The prompt says "Edit this section for factual clarity only." Sometimes users paste AI conversational text by mistake. I should just state that no factual content is present and therefore nothing can be retained. I'll keep it strictly within the editor role. I will output exactly that. No extra words. All constraints met.✅</w:t>
+      </w:r>
+    </w:p>
+    <w:p>
+      <w:r>
+        <w:t xml:space="preserve">   Output generation. </w:t>
+      </w:r>
+    </w:p>
+    <w:p>
+      <w:r>
+        <w:t xml:space="preserve">   [Output matches the refined version]✅</w:t>
+      </w:r>
+    </w:p>
+    <w:p>
+      <w:r>
+        <w:t xml:space="preserve">   *Self-Correction/Verification during generation prep*: </w:t>
+      </w:r>
+    </w:p>
+    <w:p>
+      <w:r>
+        <w:t xml:space="preserve">   I need to make sure I don't violate "Do not add new claims." Stating "The original text consists entirely of conversational prompts..." is a factual observation about the input, not a new claim about the case. It's acceptable. I'll keep it minimal.</w:t>
+      </w:r>
+    </w:p>
+    <w:p>
+      <w:r>
+        <w:t xml:space="preserve">   Final: </w:t>
+      </w:r>
+    </w:p>
+    <w:p>
+      <w:r>
+        <w:t xml:space="preserve">   **Edited Section:**</w:t>
+      </w:r>
+    </w:p>
+    <w:p>
+      <w:r>
+        <w:t xml:space="preserve">   [No factual content provided. The original text contains only conversational prompts and offers to generate fiction, with no verifiable facts, dates, locations, or events to retain per your instructions.] </w:t>
+      </w:r>
+    </w:p>
+    <w:p>
+      <w:r>
+        <w:t xml:space="preserve">   This is solid. Proceeds. </w:t>
+      </w:r>
+    </w:p>
+    <w:p>
+      <w:r>
+        <w:t xml:space="preserve">   Output matches. </w:t>
+      </w:r>
+    </w:p>
+    <w:p>
+      <w:r>
+        <w:t xml:space="preserve">   [Done.] </w:t>
+      </w:r>
+    </w:p>
+    <w:p>
+      <w:r>
+        <w:t xml:space="preserve">   *Output Generation* (matches the final refined version)</w:t>
+      </w:r>
+    </w:p>
+    <w:p>
+      <w:r>
+        <w:t xml:space="preserve">   "**Edited Section:**</w:t>
+      </w:r>
+    </w:p>
+    <w:p>
+      <w:r>
+        <w:t xml:space="preserve">   [No factual content provided. The original text contains only conversational prompts and offers to generate fiction, with no verifiable facts, dates, locations, or events to retain per your instructions.]" </w:t>
+      </w:r>
+    </w:p>
+    <w:p>
+      <w:r>
+        <w:t xml:space="preserve">   This strictly follows all constraints. No speculation, no added claims, chronological order maintained (N/A), only facts retained (none present). Ready. </w:t>
+      </w:r>
+    </w:p>
+    <w:p>
+      <w:r>
+        <w:t xml:space="preserve">   *Self-Correction/Note during thought*: Actually, the prompt says "Edit this section for factual clarity only." I should just output the edited text. If it's empty, I'll state it clearly. I'll keep it exactly as refined. All good. </w:t>
+      </w:r>
+    </w:p>
+    <w:p>
+      <w:r>
+        <w:t xml:space="preserve">   Proceeds. </w:t>
+      </w:r>
+    </w:p>
+    <w:p>
+      <w:r>
+        <w:t xml:space="preserve">   [Output Generation] -&gt; *Proceeds*</w:t>
+      </w:r>
+    </w:p>
+    <w:p>
+      <w:r>
+        <w:t xml:space="preserve">   *(Note: I will ensure the output is strictly the edited section as requested, with a brief factual note if necessary, but I'll keep it tight.)*</w:t>
+      </w:r>
+    </w:p>
+    <w:p>
+      <w:r>
+        <w:t xml:space="preserve">   Final Output Generation. </w:t>
+      </w:r>
+    </w:p>
+    <w:p>
+      <w:r>
+        <w:t xml:space="preserve">   "**Edited Section:**</w:t>
+      </w:r>
+    </w:p>
+    <w:p>
+      <w:r>
+        <w:t xml:space="preserve">   [No factual content provided. The original text consists entirely of conversational prompts and offers to generate fiction, containing no verifiable facts, dates, locations, or events to retain per your instructions.]" </w:t>
+      </w:r>
+    </w:p>
+    <w:p>
+      <w:r>
+        <w:t xml:space="preserve">   Matches all constraints. Done. </w:t>
+      </w:r>
+    </w:p>
+    <w:p>
+      <w:r>
+        <w:t xml:space="preserve">   [Output] -&gt; *Proceeds*</w:t>
+      </w:r>
+    </w:p>
+    <w:p>
+      <w:r>
+        <w:t>&lt;/think&gt;</w:t>
+      </w:r>
+    </w:p>
+    <w:p/>
+    <w:p>
+      <w:r>
+        <w:t>**Edited Section:**</w:t>
+      </w:r>
+    </w:p>
+    <w:p>
+      <w:r>
+        <w:t>[No factual content provided. The original text consists entirely of conversational prompts and offers to generate fiction, containing no verifiable facts, dates, locations, or events to retain per your instructions.]</w:t>
       </w:r>
     </w:p>
     <w:sectPr>

--- a/books/true_crime/Agent_0001_small_town_murder_original_20260822_004648_refined.docx
+++ b/books/true_crime/Agent_0001_small_town_murder_original_20260822_004648_refined.docx
@@ -4,27 +4,7 @@
   <w:body>
     <w:p>
       <w:r>
-        <w:t xml:space="preserve">**Key people:** None  </w:t>
-      </w:r>
-    </w:p>
-    <w:p>
-      <w:r>
-        <w:t xml:space="preserve">**Key dates:** None  </w:t>
-      </w:r>
-    </w:p>
-    <w:p>
-      <w:r>
-        <w:t xml:space="preserve">**Locations:** None  </w:t>
-      </w:r>
-    </w:p>
-    <w:p>
-      <w:r>
-        <w:t xml:space="preserve">**Charges or court actions:** None  </w:t>
-      </w:r>
-    </w:p>
-    <w:p>
-      <w:r>
-        <w:t>**Factual timeline points:** None</w:t>
+        <w:t>Continuity notes unavailable.</w:t>
       </w:r>
     </w:p>
     <w:p/>
@@ -146,402 +126,20 @@
     <w:p/>
     <w:p/>
     <w:p/>
-    <w:p/>
     <w:p>
       <w:r>
-        <w:t>&lt;think&gt;</w:t>
+        <w:t xml:space="preserve">I’m happy to craft a full 12‑chapter novel for you!  </w:t>
       </w:r>
     </w:p>
     <w:p>
       <w:r>
-        <w:t>Here's a thinking process:</w:t>
+        <w:t>Because the text will exceed the usual single‑completion limit, I’ll provide it in a series of parts.</w:t>
       </w:r>
     </w:p>
     <w:p/>
     <w:p>
       <w:r>
-        <w:t>1.  **Analyze User Input:**</w:t>
-      </w:r>
-    </w:p>
-    <w:p>
-      <w:r>
-        <w:t xml:space="preserve">   - **Role:** Factual true-crime editor</w:t>
-      </w:r>
-    </w:p>
-    <w:p>
-      <w:r>
-        <w:t xml:space="preserve">   - **Task:** Edit the provided section for factual clarity only</w:t>
-      </w:r>
-    </w:p>
-    <w:p>
-      <w:r>
-        <w:t xml:space="preserve">   - **Constraints:** </w:t>
-      </w:r>
-    </w:p>
-    <w:p>
-      <w:r>
-        <w:t xml:space="preserve">     - Keep only facts</w:t>
-      </w:r>
-    </w:p>
-    <w:p>
-      <w:r>
-        <w:t xml:space="preserve">     - Remove opinions, speculation, invented dialogue, dramatic commentary</w:t>
-      </w:r>
-    </w:p>
-    <w:p>
-      <w:r>
-        <w:t xml:space="preserve">     - Do not add new claims</w:t>
-      </w:r>
-    </w:p>
-    <w:p>
-      <w:r>
-        <w:t xml:space="preserve">     - Do not speculate</w:t>
-      </w:r>
-    </w:p>
-    <w:p>
-      <w:r>
-        <w:t xml:space="preserve">     - Keep chronological order</w:t>
-      </w:r>
-    </w:p>
-    <w:p>
-      <w:r>
-        <w:t xml:space="preserve">   - **Fact Notes:** All empty (Key people, dates, locations, charges, timeline points: None)</w:t>
-      </w:r>
-    </w:p>
-    <w:p>
-      <w:r>
-        <w:t xml:space="preserve">   - **Previous Context:** "Beginning of book."</w:t>
-      </w:r>
-    </w:p>
-    <w:p>
-      <w:r>
-        <w:t xml:space="preserve">   - **Section 1:** "I’m happy to craft a full 12‑chapter novel for you! Because the text will exceed the usual single‑completion limit, I’ll provide it in a series of parts. Would you like me to start with the title, blurb, and the first few chapters now, and then continue with the rest in subsequent messages? If so, just let me know, and I’ll begin!"</w:t>
-      </w:r>
-    </w:p>
-    <w:p/>
-    <w:p>
-      <w:r>
-        <w:t>2.  **Identify Issues in Section 1:**</w:t>
-      </w:r>
-    </w:p>
-    <w:p>
-      <w:r>
-        <w:t xml:space="preserve">   - The text is clearly an AI assistant's conversational prompt/response, not a true-crime narrative or factual account.</w:t>
-      </w:r>
-    </w:p>
-    <w:p>
-      <w:r>
-        <w:t xml:space="preserve">   - It contains opinions ("I'm happy to craft..."), speculation/promises ("I'll provide it in a series of parts"), and conversational filler ("Would you like me to start...", "If so, just let me know...").</w:t>
-      </w:r>
-    </w:p>
-    <w:p>
-      <w:r>
-        <w:t xml:space="preserve">   - It contains zero factual information related to true crime or any verifiable events.</w:t>
-      </w:r>
-    </w:p>
-    <w:p>
-      <w:r>
-        <w:t xml:space="preserve">   - The fact notes are empty, confirming there are no factual elements to preserve.</w:t>
-      </w:r>
-    </w:p>
-    <w:p/>
-    <w:p>
-      <w:r>
-        <w:t>3.  **Apply Constraints:**</w:t>
-      </w:r>
-    </w:p>
-    <w:p>
-      <w:r>
-        <w:t xml:space="preserve">   - "Keep only facts." -&gt; There are no facts in the text.</w:t>
-      </w:r>
-    </w:p>
-    <w:p>
-      <w:r>
-        <w:t xml:space="preserve">   - "Remove opinions, speculation, invented dialogue, and dramatic commentary." -&gt; The entire text falls into these categories.</w:t>
-      </w:r>
-    </w:p>
-    <w:p>
-      <w:r>
-        <w:t xml:space="preserve">   - "Do not add new claims." -&gt; Cannot add anything.</w:t>
-      </w:r>
-    </w:p>
-    <w:p>
-      <w:r>
-        <w:t xml:space="preserve">   - "Do not speculate." -&gt; N/A.</w:t>
-      </w:r>
-    </w:p>
-    <w:p>
-      <w:r>
-        <w:t xml:space="preserve">   - "Keep chronological order." -&gt; N/A since there's no timeline.</w:t>
-      </w:r>
-    </w:p>
-    <w:p/>
-    <w:p>
-      <w:r>
-        <w:t>4.  **Determine Output:**</w:t>
-      </w:r>
-    </w:p>
-    <w:p>
-      <w:r>
-        <w:t xml:space="preserve">   - Since the input contains zero factual content and violates the core directive ("Keep only facts"), the only appropriate edit is to state that the section contains no factual information to retain, or simply output an empty/placeholder response indicating that no factual content was present.</w:t>
-      </w:r>
-    </w:p>
-    <w:p>
-      <w:r>
-        <w:t xml:space="preserve">   - However, as an editor following strict instructions, I should either return a blank/empty section or explicitly note that the provided text contains no factual information and therefore cannot be edited per the constraints.</w:t>
-      </w:r>
-    </w:p>
-    <w:p>
-      <w:r>
-        <w:t xml:space="preserve">   - Given the strict "Keep only facts" rule, the most accurate response is to state that the section contains no factual content and thus cannot be edited, or simply output nothing/acknowledge the lack of facts. I will provide a direct, factual statement reflecting this, or just output an empty section with a brief note if needed. But the prompt says "Edit this section for factual clarity only." I will strictly follow the constraint: if there are no facts, the edited section is empty or states that no factual content was present.</w:t>
-      </w:r>
-    </w:p>
-    <w:p/>
-    <w:p>
-      <w:r>
-        <w:t xml:space="preserve">   Let's craft a response that strictly adheres to the constraints: I will state that the provided text contains no factual information, opinions, or narrative elements suitable for a true-crime edit, and therefore no factual content can be retained. Alternatively, I can just output a blank/empty section with a note that per instructions, only facts are retained, and none were present.</w:t>
-      </w:r>
-    </w:p>
-    <w:p/>
-    <w:p>
-      <w:r>
-        <w:t xml:space="preserve">   Actually, the best approach for an AI editor following strict constraints is to simply state: "The provided section contains no factual information. Per your instructions to retain only facts, no content can be preserved." Or I can just output an empty section. I'll keep it concise and strictly factual.</w:t>
-      </w:r>
-    </w:p>
-    <w:p/>
-    <w:p>
-      <w:r>
-        <w:t xml:space="preserve">   Wait, the prompt says "Edit this section for factual clarity only." I should just output the edited version. If there's nothing factual, the edited version is empty. I will state that clearly.</w:t>
-      </w:r>
-    </w:p>
-    <w:p/>
-    <w:p>
-      <w:r>
-        <w:t xml:space="preserve">   Let's draft:</w:t>
-      </w:r>
-    </w:p>
-    <w:p>
-      <w:r>
-        <w:t xml:space="preserve">   [Edited Section]</w:t>
-      </w:r>
-    </w:p>
-    <w:p>
-      <w:r>
-        <w:t xml:space="preserve">   (No factual content provided. The original text consists entirely of conversational prompts and offers to generate fiction, which contain no verifiable facts, dates, locations, or events to retain per your instructions.)</w:t>
-      </w:r>
-    </w:p>
-    <w:p/>
-    <w:p>
-      <w:r>
-        <w:t xml:space="preserve">   This meets all constraints. It doesn't add claims, doesn't speculate, keeps chronological order (N/A), and strictly adheres to "keep only facts." I'll make it even more direct to match the editor persona.</w:t>
-      </w:r>
-    </w:p>
-    <w:p/>
-    <w:p>
-      <w:r>
-        <w:t xml:space="preserve">   Final check of constraints:</w:t>
-      </w:r>
-    </w:p>
-    <w:p>
-      <w:r>
-        <w:t xml:space="preserve">   - Keep only facts: Checked.</w:t>
-      </w:r>
-    </w:p>
-    <w:p>
-      <w:r>
-        <w:t xml:space="preserve">   - Remove opinions/speculation/dialogue/commentary: Checked (all removed).</w:t>
-      </w:r>
-    </w:p>
-    <w:p>
-      <w:r>
-        <w:t xml:space="preserve">   - Do not add new claims: Checked.</w:t>
-      </w:r>
-    </w:p>
-    <w:p>
-      <w:r>
-        <w:t xml:space="preserve">   - Do not speculate: Checked.</w:t>
-      </w:r>
-    </w:p>
-    <w:p>
-      <w:r>
-        <w:t xml:space="preserve">   - Keep chronological order: Checked.</w:t>
-      </w:r>
-    </w:p>
-    <w:p>
-      <w:r>
-        <w:t xml:space="preserve">   - Fact notes are empty: Confirms no facts to extract.</w:t>
-      </w:r>
-    </w:p>
-    <w:p/>
-    <w:p>
-      <w:r>
-        <w:t xml:space="preserve">   I will output a direct statement that the section contains no factual material to edit, as required. I'll format it clearly.✅</w:t>
-      </w:r>
-    </w:p>
-    <w:p>
-      <w:r>
-        <w:t xml:space="preserve">   Output matches response. </w:t>
-      </w:r>
-    </w:p>
-    <w:p>
-      <w:r>
-        <w:t xml:space="preserve">   Structure:</w:t>
-      </w:r>
-    </w:p>
-    <w:p>
-      <w:r>
-        <w:t xml:space="preserve">   **Edited Section:**</w:t>
-      </w:r>
-    </w:p>
-    <w:p>
-      <w:r>
-        <w:t xml:space="preserve">   [No factual content provided. The original text consists entirely of conversational prompts and offers to generate fiction, containing no verifiable facts, dates, locations, or events to retain per your instructions.] </w:t>
-      </w:r>
-    </w:p>
-    <w:p>
-      <w:r>
-        <w:t xml:space="preserve">   This is precise and adheres strictly to the prompt. No fluff. Proceeds. </w:t>
-      </w:r>
-    </w:p>
-    <w:p>
-      <w:r>
-        <w:t xml:space="preserve">   Self-Correction/Refinement during thought: </w:t>
-      </w:r>
-    </w:p>
-    <w:p>
-      <w:r>
-        <w:t xml:space="preserve">   The prompt says "Edit this section for factual clarity only." Sometimes users paste AI conversational text by mistake. I should just state that no factual content is present and therefore nothing can be retained. I'll keep it strictly within the editor role. I will output exactly that. No extra words. All constraints met.✅</w:t>
-      </w:r>
-    </w:p>
-    <w:p>
-      <w:r>
-        <w:t xml:space="preserve">   Output generation. </w:t>
-      </w:r>
-    </w:p>
-    <w:p>
-      <w:r>
-        <w:t xml:space="preserve">   [Output matches the refined version]✅</w:t>
-      </w:r>
-    </w:p>
-    <w:p>
-      <w:r>
-        <w:t xml:space="preserve">   *Self-Correction/Verification during generation prep*: </w:t>
-      </w:r>
-    </w:p>
-    <w:p>
-      <w:r>
-        <w:t xml:space="preserve">   I need to make sure I don't violate "Do not add new claims." Stating "The original text consists entirely of conversational prompts..." is a factual observation about the input, not a new claim about the case. It's acceptable. I'll keep it minimal.</w:t>
-      </w:r>
-    </w:p>
-    <w:p>
-      <w:r>
-        <w:t xml:space="preserve">   Final: </w:t>
-      </w:r>
-    </w:p>
-    <w:p>
-      <w:r>
-        <w:t xml:space="preserve">   **Edited Section:**</w:t>
-      </w:r>
-    </w:p>
-    <w:p>
-      <w:r>
-        <w:t xml:space="preserve">   [No factual content provided. The original text contains only conversational prompts and offers to generate fiction, with no verifiable facts, dates, locations, or events to retain per your instructions.] </w:t>
-      </w:r>
-    </w:p>
-    <w:p>
-      <w:r>
-        <w:t xml:space="preserve">   This is solid. Proceeds. </w:t>
-      </w:r>
-    </w:p>
-    <w:p>
-      <w:r>
-        <w:t xml:space="preserve">   Output matches. </w:t>
-      </w:r>
-    </w:p>
-    <w:p>
-      <w:r>
-        <w:t xml:space="preserve">   [Done.] </w:t>
-      </w:r>
-    </w:p>
-    <w:p>
-      <w:r>
-        <w:t xml:space="preserve">   *Output Generation* (matches the final refined version)</w:t>
-      </w:r>
-    </w:p>
-    <w:p>
-      <w:r>
-        <w:t xml:space="preserve">   "**Edited Section:**</w:t>
-      </w:r>
-    </w:p>
-    <w:p>
-      <w:r>
-        <w:t xml:space="preserve">   [No factual content provided. The original text contains only conversational prompts and offers to generate fiction, with no verifiable facts, dates, locations, or events to retain per your instructions.]" </w:t>
-      </w:r>
-    </w:p>
-    <w:p>
-      <w:r>
-        <w:t xml:space="preserve">   This strictly follows all constraints. No speculation, no added claims, chronological order maintained (N/A), only facts retained (none present). Ready. </w:t>
-      </w:r>
-    </w:p>
-    <w:p>
-      <w:r>
-        <w:t xml:space="preserve">   *Self-Correction/Note during thought*: Actually, the prompt says "Edit this section for factual clarity only." I should just output the edited text. If it's empty, I'll state it clearly. I'll keep it exactly as refined. All good. </w:t>
-      </w:r>
-    </w:p>
-    <w:p>
-      <w:r>
-        <w:t xml:space="preserve">   Proceeds. </w:t>
-      </w:r>
-    </w:p>
-    <w:p>
-      <w:r>
-        <w:t xml:space="preserve">   [Output Generation] -&gt; *Proceeds*</w:t>
-      </w:r>
-    </w:p>
-    <w:p>
-      <w:r>
-        <w:t xml:space="preserve">   *(Note: I will ensure the output is strictly the edited section as requested, with a brief factual note if necessary, but I'll keep it tight.)*</w:t>
-      </w:r>
-    </w:p>
-    <w:p>
-      <w:r>
-        <w:t xml:space="preserve">   Final Output Generation. </w:t>
-      </w:r>
-    </w:p>
-    <w:p>
-      <w:r>
-        <w:t xml:space="preserve">   "**Edited Section:**</w:t>
-      </w:r>
-    </w:p>
-    <w:p>
-      <w:r>
-        <w:t xml:space="preserve">   [No factual content provided. The original text consists entirely of conversational prompts and offers to generate fiction, containing no verifiable facts, dates, locations, or events to retain per your instructions.]" </w:t>
-      </w:r>
-    </w:p>
-    <w:p>
-      <w:r>
-        <w:t xml:space="preserve">   Matches all constraints. Done. </w:t>
-      </w:r>
-    </w:p>
-    <w:p>
-      <w:r>
-        <w:t xml:space="preserve">   [Output] -&gt; *Proceeds*</w:t>
-      </w:r>
-    </w:p>
-    <w:p>
-      <w:r>
-        <w:t>&lt;/think&gt;</w:t>
-      </w:r>
-    </w:p>
-    <w:p/>
-    <w:p>
-      <w:r>
-        <w:t>**Edited Section:**</w:t>
-      </w:r>
-    </w:p>
-    <w:p>
-      <w:r>
-        <w:t>[No factual content provided. The original text consists entirely of conversational prompts and offers to generate fiction, containing no verifiable facts, dates, locations, or events to retain per your instructions.]</w:t>
+        <w:t>Would you like me to start with the title, blurb, and the first few chapters now, and then continue with the rest in subsequent messages? If so, just let me know, and I’ll begin!</w:t>
       </w:r>
     </w:p>
     <w:sectPr>

--- a/books/true_crime/Agent_0001_small_town_murder_original_20260822_004648_refined.docx
+++ b/books/true_crime/Agent_0001_small_town_murder_original_20260822_004648_refined.docx
@@ -4,7 +4,12 @@
   <w:body>
     <w:p>
       <w:r>
-        <w:t>Continuity notes unavailable.</w:t>
+        <w:t xml:space="preserve">**Key people:**  </w:t>
+      </w:r>
+    </w:p>
+    <w:p>
+      <w:r>
+        <w:t>- (none)</w:t>
       </w:r>
     </w:p>
     <w:p/>
@@ -116,6 +121,50 @@
     </w:p>
     <w:p/>
     <w:p/>
+    <w:p>
+      <w:r>
+        <w:t xml:space="preserve">**Key dates:**  </w:t>
+      </w:r>
+    </w:p>
+    <w:p>
+      <w:r>
+        <w:t>- (none)</w:t>
+      </w:r>
+    </w:p>
+    <w:p/>
+    <w:p>
+      <w:r>
+        <w:t xml:space="preserve">**Locations:**  </w:t>
+      </w:r>
+    </w:p>
+    <w:p>
+      <w:r>
+        <w:t>- (none)</w:t>
+      </w:r>
+    </w:p>
+    <w:p/>
+    <w:p>
+      <w:r>
+        <w:t xml:space="preserve">**Charges or court actions:**  </w:t>
+      </w:r>
+    </w:p>
+    <w:p>
+      <w:r>
+        <w:t>- (none)</w:t>
+      </w:r>
+    </w:p>
+    <w:p/>
+    <w:p>
+      <w:r>
+        <w:t xml:space="preserve">**Factual timeline points:**  </w:t>
+      </w:r>
+    </w:p>
+    <w:p>
+      <w:r>
+        <w:t>- (none)</w:t>
+      </w:r>
+    </w:p>
+    <w:p/>
     <w:p/>
     <w:p/>
     <w:p>
@@ -128,18 +177,7 @@
     <w:p/>
     <w:p>
       <w:r>
-        <w:t xml:space="preserve">I’m happy to craft a full 12‑chapter novel for you!  </w:t>
-      </w:r>
-    </w:p>
-    <w:p>
-      <w:r>
-        <w:t>Because the text will exceed the usual single‑completion limit, I’ll provide it in a series of parts.</w:t>
-      </w:r>
-    </w:p>
-    <w:p/>
-    <w:p>
-      <w:r>
-        <w:t>Would you like me to start with the title, blurb, and the first few chapters now, and then continue with the rest in subsequent messages? If so, just let me know, and I’ll begin!</w:t>
+        <w:t>I can craft a 12‑chapter novel. Because the text will exceed the usual single‑completion limit, it will be provided in a series of parts.</w:t>
       </w:r>
     </w:p>
     <w:sectPr>
